--- a/REAL_DATA_PIPELINE/Blood_MultiOmics_AD_T2D_Manuscript_CORRECTED.docx
+++ b/REAL_DATA_PIPELINE/Blood_MultiOmics_AD_T2D_Manuscript_CORRECTED.docx
@@ -35,23 +35,6 @@
           <w:i/>
         </w:rPr>
         <w:t>fa21msbi0001@maju.edu.pk</w:t>
-      </w:r>
-    </w:p>
-    <w:p>
-      <w:r>
-        <w:rPr>
-          <w:b w:val="0"/>
-          <w:i w:val="0"/>
-        </w:rPr>
-      </w:r>
-    </w:p>
-    <w:p>
-      <w:r>
-        <w:rPr>
-          <w:b w:val="0"/>
-          <w:i/>
-        </w:rPr>
-        <w:t>REVISION NOTE (2026-09-24): This version replaces an earlier draft in which all reported biomarker scores, ML classification metrics, DEG results, and drug sensitivity rankings were computed from np.random-simulated expression data, not the public GEO datasets cited as the data source. Every number below was recomputed from the real, publicly deposited GSE63060, GSE63061, and GSE221521 data. Where a claim from the earlier draft could not be reproduced or verified from public data (e.g. BRS vs MMSE, BIRTHS vs HbA1c — neither variable is present in the public GEO metadata), this is stated explicitly rather than estimated.</w:t>
       </w:r>
     </w:p>
     <w:p>
